--- a/docs/neuropulse_tool_zone_module_001.docx
+++ b/docs/neuropulse_tool_zone_module_001.docx
@@ -915,6 +915,12 @@
                 <w:b/>
                 <w:sz w:val="16"/>
               </w:rPr>
+            </w:r>
+            <w:r>
+              <w:rPr>
+                <w:b/>
+                <w:sz w:val="16"/>
+              </w:rPr>
               <w:t>F-08</w:t>
             </w:r>
           </w:p>
@@ -929,7 +935,22 @@
               <w:rPr>
                 <w:sz w:val="16"/>
               </w:rPr>
-              <w:t>Module extraction pull tab: moulded grip feature on posterior face (opposite to insertion edge), 8 mm × 5 mm raised tongue, 2 mm height, textured surface (Ra 1.6 µm knurl). Provides grip for users with reduced grip strength or tremor. Pull tab must not interfere with FPC routing or ZIF lever actuation.</w:t>
+            </w:r>
+            <w:r>
+              <w:rPr>
+                <w:b w:val="0"/>
+                <w:sz w:val="16"/>
+              </w:rPr>
+              <w:t>Sliding eject lever (Option A — RISK-22 mitigation): a moulded lever arm integrated into the posterior face of the zone module body. Lever is recessed flush with the module surface when closed (does not protrude beyond module envelope). To eject: user hooks one finger under the lever tip and pivots to 30–45°. Lever geometry provides mechanical advantage of ≥3:1, reducing required extraction force from the nominal 2–4 N gasket compression to ≤1 N at the lever tip — within the grip capability of users with moderate Parkinson's or post-stroke hand weakness.</w:t>
+              <w:br/>
+              <w:br/>
+              <w:t>Lever dimensions: arm length 10–12 mm; width 8 mm; thickness 2.5 mm; pivot boss diameter 3 mm. Lever tip rounded (R1.5 mm) for finger comfort. Closed latch: a snap-fit detent (PC/ABS, 0.3 mm interference) holds lever flush during insertion and normal wear — prevents accidental ejection from incidental contact. Detent release force: 0.3–0.5 N (finger-actuable, not thumb-actuable at wrong angle).</w:t>
+              <w:br/>
+              <w:br/>
+              <w:t>Lever clears ZIF lever mechanism: ME to confirm ≥2 mm clearance between eject lever pivot boss and ZIF back-flip lever in assembled position (OI-7).</w:t>
+              <w:br/>
+              <w:br/>
+              <w:t>[DRAWING REQUIREMENT — ZONE MODULE TOOLING] Lever hinge pin boss moulded into zone module body. Hinge pin: 3 mm diameter stainless steel (316), press-fit into boss. Lever arm moulded separately in same PC/ABS material, assembled post-mould. Detent rib moulded on lever underside.</w:t>
             </w:r>
           </w:p>
         </w:tc>
@@ -941,6 +962,12 @@
           <w:p>
             <w:r>
               <w:rPr>
+                <w:sz w:val="16"/>
+              </w:rPr>
+            </w:r>
+            <w:r>
+              <w:rPr>
+                <w:b w:val="0"/>
                 <w:sz w:val="16"/>
               </w:rPr>
               <w:t>RISK-22</w:t>
@@ -957,7 +984,13 @@
               <w:rPr>
                 <w:sz w:val="16"/>
               </w:rPr>
-              <w:t>HFE formative study</w:t>
+            </w:r>
+            <w:r>
+              <w:rPr>
+                <w:b w:val="0"/>
+                <w:sz w:val="16"/>
+              </w:rPr>
+              <w:t>NP-TOOL-ZM-001 F-08; HFE formative study</w:t>
             </w:r>
           </w:p>
         </w:tc>
@@ -969,6 +1002,12 @@
           <w:p>
             <w:r>
               <w:rPr>
+                <w:sz w:val="16"/>
+              </w:rPr>
+            </w:r>
+            <w:r>
+              <w:rPr>
+                <w:b w:val="0"/>
                 <w:sz w:val="16"/>
               </w:rPr>
               <w:t>☐</w:t>
@@ -2111,7 +2150,13 @@
                 <w:b/>
                 <w:sz w:val="16"/>
               </w:rPr>
-              <w:t>Pull tab height (F-08)</w:t>
+            </w:r>
+            <w:r>
+              <w:rPr>
+                <w:b/>
+                <w:sz w:val="16"/>
+              </w:rPr>
+              <w:t>Eject lever arm length</w:t>
             </w:r>
           </w:p>
         </w:tc>
@@ -2125,7 +2170,13 @@
               <w:rPr>
                 <w:sz w:val="16"/>
               </w:rPr>
-              <w:t>2.0 mm</w:t>
+            </w:r>
+            <w:r>
+              <w:rPr>
+                <w:b w:val="0"/>
+                <w:sz w:val="16"/>
+              </w:rPr>
+              <w:t>10–12 mm</w:t>
             </w:r>
           </w:p>
         </w:tc>
@@ -2139,7 +2190,13 @@
               <w:rPr>
                 <w:sz w:val="16"/>
               </w:rPr>
-              <w:t>±0.3 mm</w:t>
+            </w:r>
+            <w:r>
+              <w:rPr>
+                <w:b w:val="0"/>
+                <w:sz w:val="16"/>
+              </w:rPr>
+              <w:t>±0.5 mm</w:t>
             </w:r>
           </w:p>
         </w:tc>
@@ -2153,7 +2210,13 @@
               <w:rPr>
                 <w:sz w:val="16"/>
               </w:rPr>
-              <w:t>Grip accessibility (RISK-22)</w:t>
+            </w:r>
+            <w:r>
+              <w:rPr>
+                <w:b w:val="0"/>
+                <w:sz w:val="16"/>
+              </w:rPr>
+              <w:t>Mechanical advantage ≥3:1 (RISK-22)</w:t>
             </w:r>
           </w:p>
         </w:tc>
@@ -2165,6 +2228,12 @@
           <w:p>
             <w:r>
               <w:rPr>
+                <w:sz w:val="16"/>
+              </w:rPr>
+            </w:r>
+            <w:r>
+              <w:rPr>
+                <w:b w:val="0"/>
                 <w:sz w:val="16"/>
               </w:rPr>
               <w:t>YES</w:t>
@@ -4021,6 +4090,75 @@
           </w:p>
         </w:tc>
       </w:tr>
+      <w:tr>
+        <w:tc>
+          <w:tcPr>
+            <w:tcW w:w="720" w:type="dxa"/>
+          </w:tcPr>
+          <w:p>
+            <w:r>
+              <w:rPr>
+                <w:b/>
+                <w:sz w:val="16"/>
+              </w:rPr>
+              <w:t xml:space="preserve">OI-7</w:t>
+            </w:r>
+          </w:p>
+        </w:tc>
+        <w:tc>
+          <w:tcPr>
+            <w:tcW w:w="5472" w:type="dxa"/>
+          </w:tcPr>
+          <w:p>
+            <w:r>
+              <w:rPr>
+                <w:sz w:val="16"/>
+              </w:rPr>
+              <w:t xml:space="preserve">Confirm ≥2 mm clearance between eject lever pivot boss and ZIF back-flip lever in assembled module position. ME to verify in CAD and on prototype.</w:t>
+            </w:r>
+          </w:p>
+        </w:tc>
+        <w:tc>
+          <w:tcPr>
+            <w:tcW w:w="1152" w:type="dxa"/>
+          </w:tcPr>
+          <w:p>
+            <w:r>
+              <w:rPr>
+                <w:sz w:val="16"/>
+              </w:rPr>
+              <w:t xml:space="preserve">ME</w:t>
+            </w:r>
+          </w:p>
+        </w:tc>
+        <w:tc>
+          <w:tcPr>
+            <w:tcW w:w="1728" w:type="dxa"/>
+          </w:tcPr>
+          <w:p>
+            <w:r>
+              <w:rPr>
+                <w:sz w:val="16"/>
+              </w:rPr>
+              <w:t xml:space="preserve">G1 Pre-Layout</w:t>
+            </w:r>
+          </w:p>
+        </w:tc>
+        <w:tc>
+          <w:tcPr>
+            <w:tcW w:w="720" w:type="dxa"/>
+            <w:shd w:val="clear" w:color="auto" w:fill="FFF2CC"/>
+          </w:tcPr>
+          <w:p>
+            <w:r>
+              <w:rPr>
+                <w:sz w:val="16"/>
+              </w:rPr>
+              <w:t xml:space="preserve">OPEN</w:t>
+            </w:r>
+          </w:p>
+        </w:tc>
+      </w:tr>
     </w:tbl>
     <w:p/>
     <w:p>

--- a/docs/neuropulse_tool_zone_module_001.docx
+++ b/docs/neuropulse_tool_zone_module_001.docx
@@ -637,7 +637,13 @@
               <w:rPr>
                 <w:sz w:val="16"/>
               </w:rPr>
-              <w:t>RISK-14 Option B PD2 aperture: 1.2 mm circular aperture in scalp-facing surface of zone module body, aligned with PD2 component position on FPC (centred on PD2 body ± 0.2 mm). Aperture passes through PDMS window (PDMS to be moulded with matching through-hole). PD2 faces scalp to measure backscattered tissue optical power. Aperture must not overlap any LED position or PD1 baffle.</w:t>
+            </w:r>
+            <w:r>
+              <w:rPr>
+                <w:b w:val="0"/>
+                <w:sz w:val="16"/>
+              </w:rPr>
+              <w:t>RISK-14 Option B PD2 aperture: 1.2 mm circular aperture in scalp-facing PDMS window, positioned at X = 33.0 mm, Y = 39.0 mm from module reference corner (lower-left of LED array zone, scalp-facing view). This is the geometric centre of the 66 × 78 mm LED array — co-located in XY with PD1 on the LED-facing surface. Aperture tolerance: ±0.2 mm on both axes. Aperture wall: angled 15° inward (funnel entry) to maximise backscattered light collection from scalp tissue. Aperture must be free of flash and burr (Ra ≤ 1.6 µm interior surface). POSITION LOCKED — NP-HW-FPC-001 Rev D §8.4 — 2026-05-09.</w:t>
             </w:r>
           </w:p>
         </w:tc>
@@ -677,6 +683,12 @@
           <w:p>
             <w:r>
               <w:rPr>
+                <w:sz w:val="16"/>
+              </w:rPr>
+            </w:r>
+            <w:r>
+              <w:rPr>
+                <w:b w:val="0"/>
                 <w:sz w:val="16"/>
               </w:rPr>
               <w:t>☐</w:t>
@@ -1842,6 +1854,142 @@
                 <w:sz w:val="16"/>
               </w:rPr>
               <w:t>YES</w:t>
+            </w:r>
+          </w:p>
+        </w:tc>
+      </w:tr>
+      <w:tr>
+        <w:tc>
+          <w:tcPr>
+            <w:tcW w:w="3168" w:type="dxa"/>
+          </w:tcPr>
+          <w:p>
+            <w:r>
+              <w:rPr>
+                <w:b/>
+                <w:sz w:val="16"/>
+              </w:rPr>
+              <w:t xml:space="preserve">PD2 aperture centre X (F-04)</w:t>
+            </w:r>
+          </w:p>
+        </w:tc>
+        <w:tc>
+          <w:tcPr>
+            <w:tcW w:w="1007" w:type="dxa"/>
+          </w:tcPr>
+          <w:p>
+            <w:r>
+              <w:rPr>
+                <w:sz w:val="16"/>
+              </w:rPr>
+              <w:t xml:space="preserve">33.0 mm</w:t>
+            </w:r>
+          </w:p>
+        </w:tc>
+        <w:tc>
+          <w:tcPr>
+            <w:tcW w:w="1296" w:type="dxa"/>
+          </w:tcPr>
+          <w:p>
+            <w:r>
+              <w:rPr>
+                <w:sz w:val="16"/>
+              </w:rPr>
+              <w:t xml:space="preserve">±0.2 mm</w:t>
+            </w:r>
+          </w:p>
+        </w:tc>
+        <w:tc>
+          <w:tcPr>
+            <w:tcW w:w="3024" w:type="dxa"/>
+          </w:tcPr>
+          <w:p>
+            <w:r>
+              <w:rPr>
+                <w:sz w:val="16"/>
+              </w:rPr>
+              <w:t xml:space="preserve">PD2 optical alignment — match FPC contact pad centre (RISK-14)</w:t>
+            </w:r>
+          </w:p>
+        </w:tc>
+        <w:tc>
+          <w:tcPr>
+            <w:tcW w:w="864" w:type="dxa"/>
+          </w:tcPr>
+          <w:p>
+            <w:r>
+              <w:rPr>
+                <w:sz w:val="16"/>
+              </w:rPr>
+              <w:t xml:space="preserve">YES</w:t>
+            </w:r>
+          </w:p>
+        </w:tc>
+      </w:tr>
+      <w:tr>
+        <w:tc>
+          <w:tcPr>
+            <w:tcW w:w="3168" w:type="dxa"/>
+          </w:tcPr>
+          <w:p>
+            <w:r>
+              <w:rPr>
+                <w:b/>
+                <w:sz w:val="16"/>
+              </w:rPr>
+              <w:t xml:space="preserve">PD2 aperture centre Y (F-04)</w:t>
+            </w:r>
+          </w:p>
+        </w:tc>
+        <w:tc>
+          <w:tcPr>
+            <w:tcW w:w="1007" w:type="dxa"/>
+          </w:tcPr>
+          <w:p>
+            <w:r>
+              <w:rPr>
+                <w:sz w:val="16"/>
+              </w:rPr>
+              <w:t xml:space="preserve">39.0 mm</w:t>
+            </w:r>
+          </w:p>
+        </w:tc>
+        <w:tc>
+          <w:tcPr>
+            <w:tcW w:w="1296" w:type="dxa"/>
+          </w:tcPr>
+          <w:p>
+            <w:r>
+              <w:rPr>
+                <w:sz w:val="16"/>
+              </w:rPr>
+              <w:t xml:space="preserve">±0.2 mm</w:t>
+            </w:r>
+          </w:p>
+        </w:tc>
+        <w:tc>
+          <w:tcPr>
+            <w:tcW w:w="3024" w:type="dxa"/>
+          </w:tcPr>
+          <w:p>
+            <w:r>
+              <w:rPr>
+                <w:sz w:val="16"/>
+              </w:rPr>
+              <w:t xml:space="preserve">PD2 optical alignment — match FPC contact pad centre (RISK-14)</w:t>
+            </w:r>
+          </w:p>
+        </w:tc>
+        <w:tc>
+          <w:tcPr>
+            <w:tcW w:w="864" w:type="dxa"/>
+          </w:tcPr>
+          <w:p>
+            <w:r>
+              <w:rPr>
+                <w:sz w:val="16"/>
+              </w:rPr>
+              <w:t xml:space="preserve">YES</w:t>
             </w:r>
           </w:p>
         </w:tc>
@@ -2723,7 +2871,13 @@
               <w:rPr>
                 <w:sz w:val="16"/>
               </w:rPr>
-              <w:t>FPC layout must be locked first</w:t>
+            </w:r>
+            <w:r>
+              <w:rPr>
+                <w:b w:val="0"/>
+                <w:sz w:val="16"/>
+              </w:rPr>
+              <w:t>F-04 aperture centre: X = 33.0 ± 0.2 mm, Y = 39.0 ± 0.2 mm from module reference corner. Confirm in mould drawing. Position locked per NP-HW-FPC-001 Rev D §8.4 (2026-05-09).</w:t>
             </w:r>
           </w:p>
         </w:tc>
@@ -3860,13 +4014,21 @@
           <w:tcPr>
             <w:tcW w:type="dxa" w:w="720"/>
             <w:shd w:val="clear" w:color="auto" w:fill="FFFFFF"/>
+            <w:shd w:val="clear" w:color="auto" w:fill="E2EFDA"/>
           </w:tcPr>
           <w:p>
             <w:r>
               <w:rPr>
                 <w:sz w:val="16"/>
               </w:rPr>
-              <w:t>OPEN</w:t>
+            </w:r>
+            <w:r>
+              <w:rPr>
+                <w:b/>
+                <w:color w:val="007000"/>
+                <w:sz w:val="16"/>
+              </w:rPr>
+              <w:t>CLOSED — NP-HW-FPC-001 Rev D frozen 2026-05-09. PD2 at X = 33.0 mm, Y = 39.0 mm from module reference corner. See NP-HW-FPC-001 Rev D §8.4 and pin 19 notes. F-04 position handed to mould designer.</w:t>
             </w:r>
           </w:p>
         </w:tc>

--- a/docs/neuropulse_tool_zone_module_001.docx
+++ b/docs/neuropulse_tool_zone_module_001.docx
@@ -120,7 +120,7 @@
               <w:rPr>
                 <w:sz w:val="18"/>
               </w:rPr>
-              <w:t>OPEN — must be signed off before mould design commences</w:t>
+              <w:t>OPEN — must be signed off before mold design commences</w:t>
             </w:r>
           </w:p>
         </w:tc>
@@ -151,7 +151,7 @@
               <w:rPr>
                 <w:sz w:val="18"/>
               </w:rPr>
-              <w:t>Zone Module body mould — all 5 zone positions (ZM-01 through ZM-05)</w:t>
+              <w:t>Zone Module body mold — all 5 zone positions (ZM-01 through ZM-05)</w:t>
             </w:r>
           </w:p>
         </w:tc>
@@ -169,7 +169,7 @@
                 <w:color w:val="FFFFFF"/>
                 <w:sz w:val="18"/>
               </w:rPr>
-              <w:t>T1 / T2 shared mould:</w:t>
+              <w:t>T1 / T2 shared mold:</w:t>
             </w:r>
           </w:p>
         </w:tc>
@@ -182,7 +182,7 @@
               <w:rPr>
                 <w:sz w:val="18"/>
               </w:rPr>
-              <w:t>YES — identical mould for both tiers; differences are firmware-only</w:t>
+              <w:t>YES — identical mold for both tiers; differences are firmware-only</w:t>
             </w:r>
           </w:p>
         </w:tc>
@@ -266,7 +266,7 @@
         <w:rPr>
           <w:sz w:val="20"/>
         </w:rPr>
-        <w:t>This document consolidates all moulded and co-moulded feature requirements for the NeuroPulse Zone Module body. Four mitigations (RISK-06, RISK-14, RISK-15, RISK-16) each add a distinct moulded feature to the zone module. This document exists because the cumulative complexity creates an omission risk (RISK-23): any feature missed before first-cut requires tooling modification (typically $15,000–40,000 and 6–8 week delay). All features below are MANDATORY and must appear in the mould design review before steel is cut.</w:t>
+        <w:t>This document consolidates all molded and co-molded feature requirements for the NeuroPulse Zone Module body. Four mitigations (RISK-06, RISK-14, RISK-15, RISK-16) each add a distinct molded feature to the zone module. This document exists because the cumulative complexity creates an omission risk (RISK-23): any feature missed before first-cut requires tooling modification (typically $15,000–40,000 and 6–8 week delay). All features below are MANDATORY and must appear in the mold design review before steel is cut.</w:t>
       </w:r>
     </w:p>
     <w:p>
@@ -274,7 +274,7 @@
         <w:rPr>
           <w:sz w:val="20"/>
         </w:rPr>
-        <w:t>Scope: Zone Module body only (thermoplastic shell + co-moulded silicone). Not in scope: FPC, PDMS window bonding, LED placement (covered by NP-HW-FPC-001), shell slot geometry (NP-DRV-SHELL-001).</w:t>
+        <w:t>Scope: Zone Module body only (thermoplastic shell + co-molded silicone). Not in scope: FPC, PDMS window bonding, LED placement (covered by NP-HW-FPC-001), shell slot geometry (NP-DRV-SHELL-001).</w:t>
       </w:r>
     </w:p>
     <w:p/>
@@ -285,7 +285,7 @@
           <w:color w:val="1F497D"/>
           <w:sz w:val="24"/>
         </w:rPr>
-        <w:t>2.  CO-MOULDED FEATURES — MANDATORY CHECKLIST</w:t>
+        <w:t>2.  CO-MOLDED FEATURES — MANDATORY CHECKLIST</w:t>
       </w:r>
     </w:p>
     <w:p>
@@ -293,7 +293,7 @@
         <w:rPr>
           <w:sz w:val="20"/>
         </w:rPr>
-        <w:t>The following table lists all moulded features required in the zone module body. Each feature has a risk traceability reference. The mould design review (Gate: G1 Pre-Layout, item G1-05) must confirm all items before proceeding.</w:t>
+        <w:t>The following table lists all molded features required in the zone module body. Each feature has a risk traceability reference. The mold design review (Gate: G1 Pre-Layout, item G1-05) must confirm all items before proceeding.</w:t>
       </w:r>
     </w:p>
     <w:p/>
@@ -387,7 +387,7 @@
                 <w:color w:val="FFFFFF"/>
                 <w:sz w:val="16"/>
               </w:rPr>
-              <w:t>Confirmed in Mould Design?</w:t>
+              <w:t>Confirmed in Mold Design?</w:t>
             </w:r>
           </w:p>
         </w:tc>
@@ -564,7 +564,7 @@
               <w:rPr>
                 <w:sz w:val="16"/>
               </w:rPr>
-              <w:t>Braille zone abbreviation: ISO 17049:2013 braille cell on same face as numeral (F-02). Zone abbreviations: ZM-01='FL' (Frontal Left), ZM-02='FR' (Frontal Right), ZM-03='CL' (Central Left), ZM-04='CR' (Central Right), ZM-05='OC' (Occipital Centre). Braille dot diameter 1.5 mm ± 0.1 mm; dot height 0.48 mm ± 0.05 mm; inter-dot 2.3 mm.</w:t>
+              <w:t>Braille zone abbreviation: ISO 17049:2013 braille cell on same face as numeral (F-02). Zone abbreviations: ZM-01='FL' (Frontal Left), ZM-02='FR' (Frontal Right), ZM-03='CL' (Central Left), ZM-04='CR' (Central Right), ZM-05='OC' (Occipital Center). Braille dot diameter 1.5 mm ± 0.1 mm; dot height 0.48 mm ± 0.05 mm; inter-dot 2.3 mm.</w:t>
             </w:r>
           </w:p>
         </w:tc>
@@ -643,7 +643,7 @@
                 <w:b w:val="0"/>
                 <w:sz w:val="16"/>
               </w:rPr>
-              <w:t>RISK-14 Option B PD2 aperture: 1.2 mm circular aperture in scalp-facing PDMS window, positioned at X = 33.0 mm, Y = 39.0 mm from module reference corner (lower-left of LED array zone, scalp-facing view). This is the geometric centre of the 66 × 78 mm LED array — co-located in XY with PD1 on the LED-facing surface. Aperture tolerance: ±0.2 mm on both axes. Aperture wall: angled 15° inward (funnel entry) to maximise backscattered light collection from scalp tissue. Aperture must be free of flash and burr (Ra ≤ 1.6 µm interior surface). POSITION LOCKED — NP-HW-FPC-001 Rev D §8.4 — 2026-05-09.</w:t>
+              <w:t>RISK-14 Option B PD2 aperture: 1.2 mm circular aperture in scalp-facing PDMS window, positioned at X = 33.0 mm, Y = 39.0 mm from module reference corner (lower-left of LED array zone, scalp-facing view). This is the geometric center of the 66 × 78 mm LED array — co-located in XY with PD1 on the LED-facing surface. Aperture tolerance: ±0.2 mm on both axes. Aperture wall: angled 15° inward (funnel entry) to maximise backscattered light collection from scalp tissue. Aperture must be free of flash and burr (Ra ≤ 1.6 µm interior surface). POSITION LOCKED — NP-HW-FPC-001 Rev D §8.4 — 2026-05-09.</w:t>
             </w:r>
           </w:p>
         </w:tc>
@@ -722,7 +722,7 @@
               <w:rPr>
                 <w:sz w:val="16"/>
               </w:rPr>
-              <w:t>Self-sealing compression gasket (co-moulded silicone): Shore 40–50A UV-stable medical-grade silicone (ISO 10993-5), D-section, 2.5 mm wide × 2.0 mm height nominal, continuous bead around full perimeter of zone module insertion edge. Compressed to 1.6 mm (20% compression, 0.4 mm deflection) when module is fully seated in shell slot. No user RTV or field re-sealing action required. Provides IPX4 compliance at module interface. Gasket must maintain seal after 1,000 insertion/removal cycles (per NP-FAI-ZM-001 FAI-IPX-02).</w:t>
+              <w:t>Self-sealing compression gasket (co-molded silicone): Shore 40–50A UV-stable medical-grade silicone (ISO 10993-5), D-section, 2.5 mm wide × 2.0 mm height nominal, continuous bead around full perimeter of zone module insertion edge. Compressed to 1.6 mm (20% compression, 0.4 mm deflection) when module is fully seated in shell slot. No user RTV or field re-sealing action required. Provides IPX4 compliance at module interface. Gasket must maintain seal after 1,000 insertion/removal cycles (per NP-FAI-ZM-001 FAI-IPX-02).</w:t>
             </w:r>
           </w:p>
         </w:tc>
@@ -795,7 +795,7 @@
               <w:rPr>
                 <w:sz w:val="16"/>
               </w:rPr>
-              <w:t>Gasket retention groove/undercut: a 0.5 mm undercut groove moulded into the zone module body perimeter accommodates the gasket D-section heel. Silicone primer (Dow Corning 1200 or equivalent) applied to groove surface before gasket co-moulding. Combined mechanical retention (groove) + chemical bonding (primer) prevents gasket delamination under 1,000 insertion cycles. Per NP-FAI-ZM-001 FAI-K09: 50-cycle extraction force test — gasket must not detach.</w:t>
+              <w:t>Gasket retention groove/undercut: a 0.5 mm undercut groove molded into the zone module body perimeter accommodates the gasket D-section heel. Silicone primer (Dow Corning 1200 or equivalent) applied to groove surface before gasket co-moulding. Combined mechanical retention (groove) + chemical bonding (primer) prevents gasket delamination under 1,000 insertion cycles. Per NP-FAI-ZM-001 FAI-K09: 50-cycle extraction force test — gasket must not detach.</w:t>
             </w:r>
           </w:p>
         </w:tc>
@@ -868,7 +868,7 @@
               <w:rPr>
                 <w:sz w:val="16"/>
               </w:rPr>
-              <w:t>LED baffle wall: internal moulded baffle (height ≥ LED stack height + 0.3 mm) separating PD1 position from LED array. Prevents direct LED emission reaching PD1 — PD1 must measure only forward-exiting light through PDMS window. Baffle aperture 2.0 mm × 2.0 mm aligned with PD1 field of view through PDMS. Omission invalidates dose metering system.</w:t>
+              <w:t>LED baffle wall: internal molded baffle (height ≥ LED stack height + 0.3 mm) separating PD1 position from LED array. Prevents direct LED emission reaching PD1 — PD1 must measure only forward-exiting light through PDMS window. Baffle aperture 2.0 mm × 2.0 mm aligned with PD1 field of view through PDMS. Omission invalidates dose metering system.</w:t>
             </w:r>
           </w:p>
         </w:tc>
@@ -953,7 +953,7 @@
                 <w:b w:val="0"/>
                 <w:sz w:val="16"/>
               </w:rPr>
-              <w:t>Sliding eject lever (Option A — RISK-22 mitigation): a moulded lever arm integrated into the posterior face of the zone module body. Lever is recessed flush with the module surface when closed (does not protrude beyond module envelope). To eject: user hooks one finger under the lever tip and pivots to 30–45°. Lever geometry provides mechanical advantage of ≥3:1, reducing required extraction force from the nominal 2–4 N gasket compression to ≤1 N at the lever tip — within the grip capability of users with moderate Parkinson's or post-stroke hand weakness.</w:t>
+              <w:t>Sliding eject lever (Option A — RISK-22 mitigation): a molded lever arm integrated into the posterior face of the zone module body. Lever is recessed flush with the module surface when closed (does not protrude beyond module envelope). To eject: user hooks one finger under the lever tip and pivots to 30–45°. Lever geometry provides mechanical advantage of ≥3:1, reducing required extraction force from the nominal 2–4 N gasket compression to ≤1 N at the lever tip — within the grip capability of users with moderate Parkinson's or post-stroke hand weakness.</w:t>
               <w:br/>
               <w:br/>
               <w:t>Lever dimensions: arm length 10–12 mm; width 8 mm; thickness 2.5 mm; pivot boss diameter 3 mm. Lever tip rounded (R1.5 mm) for finger comfort. Closed latch: a snap-fit detent (PC/ABS, 0.3 mm interference) holds lever flush during insertion and normal wear — prevents accidental ejection from incidental contact. Detent release force: 0.3–0.5 N (finger-actuable, not thumb-actuable at wrong angle).</w:t>
@@ -962,7 +962,7 @@
               <w:t>Lever clears ZIF lever mechanism: ME to confirm ≥2 mm clearance between eject lever pivot boss and ZIF back-flip lever in assembled position (OI-7).</w:t>
               <w:br/>
               <w:br/>
-              <w:t>[DRAWING REQUIREMENT — ZONE MODULE TOOLING] Lever hinge pin boss moulded into zone module body. Hinge pin: 3 mm diameter stainless steel (316), press-fit into boss. Lever arm moulded separately in same PC/ABS material, assembled post-mould. Detent rib moulded on lever underside.</w:t>
+              <w:t>[DRAWING REQUIREMENT — ZONE MODULE TOOLING] Lever hinge pin boss molded into zone module body. Hinge pin: 3 mm diameter stainless steel (316), press-fit into boss. Lever arm molded separately in same PC/ABS material, assembled post-mold. Detent rib molded on lever underside.</w:t>
             </w:r>
           </w:p>
         </w:tc>
@@ -1165,7 +1165,7 @@
                 <w:b/>
                 <w:sz w:val="16"/>
               </w:rPr>
-              <w:t>Colour coding</w:t>
+              <w:t>Color coding</w:t>
             </w:r>
           </w:p>
         </w:tc>
@@ -1179,7 +1179,7 @@
               <w:rPr>
                 <w:sz w:val="16"/>
               </w:rPr>
-              <w:t>One solid moulded colour per zone (ZM-01=Blue, ZM-02=Red, ZM-03=Green, ZM-04=Yellow, ZM-05=Purple). Colour must be in bulk material — not surface paint. Saturated enough for colour-vision-normal users; tactile features (F-01/F-02/F-03) are primary zone ID for colour-impaired users.</w:t>
+              <w:t>One solid molded color per zone (ZM-01=Blue, ZM-02=Red, ZM-03=Green, ZM-04=Yellow, ZM-05=Purple). Color must be in bulk material — not surface paint. Saturated enough for color-vision-normal users; tactile features (F-01/F-02/F-03) are primary zone ID for color-impaired users.</w:t>
             </w:r>
           </w:p>
         </w:tc>
@@ -1224,7 +1224,7 @@
               <w:rPr>
                 <w:sz w:val="16"/>
               </w:rPr>
-              <w:t>Ra ≤ 1.6 µm on shell slot rim contact surfaces (see NP-DRV-SHELL-001 §2.2). Confirm achievable with moulded CFRP — tooling manufacturer written confirmation required before G2 gate (RISK-20).</w:t>
+              <w:t>Ra ≤ 1.6 µm on shell slot rim contact surfaces (see NP-DRV-SHELL-001 §2.2). Confirm achievable with molded CFRP — tooling manufacturer written confirmation required before G2 gate (RISK-20).</w:t>
             </w:r>
           </w:p>
         </w:tc>
@@ -1345,7 +1345,7 @@
                 <w:b/>
                 <w:sz w:val="16"/>
               </w:rPr>
-              <w:t>Co-moulded silicone (gasket, F-05)</w:t>
+              <w:t>Co-molded silicone (gasket, F-05)</w:t>
             </w:r>
           </w:p>
         </w:tc>
@@ -1869,7 +1869,7 @@
                 <w:b/>
                 <w:sz w:val="16"/>
               </w:rPr>
-              <w:t xml:space="preserve">PD2 aperture centre X (F-04)</w:t>
+              <w:t>PD2 aperture center X (F-04)</w:t>
             </w:r>
           </w:p>
         </w:tc>
@@ -1908,7 +1908,7 @@
               <w:rPr>
                 <w:sz w:val="16"/>
               </w:rPr>
-              <w:t xml:space="preserve">PD2 optical alignment — match FPC contact pad centre (RISK-14)</w:t>
+              <w:t>PD2 optical alignment — match FPC contact pad center (RISK-14)</w:t>
             </w:r>
           </w:p>
         </w:tc>
@@ -1937,7 +1937,7 @@
                 <w:b/>
                 <w:sz w:val="16"/>
               </w:rPr>
-              <w:t xml:space="preserve">PD2 aperture centre Y (F-04)</w:t>
+              <w:t>PD2 aperture center Y (F-04)</w:t>
             </w:r>
           </w:p>
         </w:tc>
@@ -1976,7 +1976,7 @@
               <w:rPr>
                 <w:sz w:val="16"/>
               </w:rPr>
-              <w:t xml:space="preserve">PD2 optical alignment — match FPC contact pad centre (RISK-14)</w:t>
+              <w:t>PD2 optical alignment — match FPC contact pad center (RISK-14)</w:t>
             </w:r>
           </w:p>
         </w:tc>
@@ -2006,7 +2006,7 @@
                 <w:b/>
                 <w:sz w:val="16"/>
               </w:rPr>
-              <w:t>PD2 aperture centre-to-PD2 body offset</w:t>
+              <w:t>PD2 aperture center-to-PD2 body offset</w:t>
             </w:r>
           </w:p>
         </w:tc>
@@ -2544,7 +2544,7 @@
           <w:color w:val="1F497D"/>
           <w:sz w:val="24"/>
         </w:rPr>
-        <w:t>5.  MOULD DESIGN REVIEW CHECKLIST</w:t>
+        <w:t>5.  MOLD DESIGN REVIEW CHECKLIST</w:t>
       </w:r>
     </w:p>
     <w:p>
@@ -2668,7 +2668,7 @@
               <w:rPr>
                 <w:sz w:val="16"/>
               </w:rPr>
-              <w:t>All 8 features (F-01 through F-08) appear in mould CAD model</w:t>
+              <w:t>All 8 features (F-01 through F-08) appear in mold CAD model</w:t>
             </w:r>
           </w:p>
         </w:tc>
@@ -2877,7 +2877,7 @@
                 <w:b w:val="0"/>
                 <w:sz w:val="16"/>
               </w:rPr>
-              <w:t>F-04 aperture centre: X = 33.0 ± 0.2 mm, Y = 39.0 ± 0.2 mm from module reference corner. Confirm in mould drawing. Position locked per NP-HW-FPC-001 Rev D §8.4 (2026-05-09).</w:t>
+              <w:t>F-04 aperture center: X = 33.0 ± 0.2 mm, Y = 39.0 ± 0.2 mm from module reference corner. Confirm in mold drawing. Position locked per NP-HW-FPC-001 Rev D §8.4 (2026-05-09).</w:t>
             </w:r>
           </w:p>
         </w:tc>
@@ -3200,7 +3200,7 @@
               <w:rPr>
                 <w:sz w:val="16"/>
               </w:rPr>
-              <w:t>T1/T2 shared mould confirmed — identical hardware, firmware-only distinction (EE sign-off)</w:t>
+              <w:t>T1/T2 shared mold confirmed — identical hardware, firmware-only distinction (EE sign-off)</w:t>
             </w:r>
           </w:p>
         </w:tc>
@@ -3258,7 +3258,7 @@
               <w:rPr>
                 <w:sz w:val="16"/>
               </w:rPr>
-              <w:t>Zone colour in bulk material (not paint) — material spec confirmed with moulding supplier</w:t>
+              <w:t>Zone color in bulk material (not paint) — material spec confirmed with moulding supplier</w:t>
             </w:r>
           </w:p>
         </w:tc>
@@ -3978,7 +3978,7 @@
               <w:rPr>
                 <w:sz w:val="16"/>
               </w:rPr>
-              <w:t>FPC layout frozen and PD2 component position confirmed (required before F-04 aperture can be specified in mould)</w:t>
+              <w:t>FPC layout frozen and PD2 component position confirmed (required before F-04 aperture can be specified in mold)</w:t>
             </w:r>
           </w:p>
         </w:tc>
@@ -4028,7 +4028,7 @@
                 <w:color w:val="007000"/>
                 <w:sz w:val="16"/>
               </w:rPr>
-              <w:t>CLOSED — NP-HW-FPC-001 Rev D frozen 2026-05-09. PD2 at X = 33.0 mm, Y = 39.0 mm from module reference corner. See NP-HW-FPC-001 Rev D §8.4 and pin 19 notes. F-04 position handed to mould designer.</w:t>
+              <w:t>CLOSED — NP-HW-FPC-001 Rev D frozen 2026-05-09. PD2 at X = 33.0 mm, Y = 39.0 mm from module reference corner. See NP-HW-FPC-001 Rev D §8.4 and pin 19 notes. F-04 position handed to mold designer.</w:t>
             </w:r>
           </w:p>
         </w:tc>
@@ -4132,7 +4132,7 @@
               <w:rPr>
                 <w:sz w:val="16"/>
               </w:rPr>
-              <w:t>Zone colour palette confirmed with accessibility review (must pass against shell colour under all lighting conditions)</w:t>
+              <w:t>Zone color palette confirmed with accessibility review (must pass against shell color under all lighting conditions)</w:t>
             </w:r>
           </w:p>
         </w:tc>
@@ -4205,7 +4205,7 @@
               <w:rPr>
                 <w:sz w:val="16"/>
               </w:rPr>
-              <w:t>Mould DFM review with tooling house — confirm all features manufacturable with proposed gate locations and draft angles</w:t>
+              <w:t>Mold DFM review with tooling house — confirm all features manufacturable with proposed gate locations and draft angles</w:t>
             </w:r>
           </w:p>
         </w:tc>
@@ -4451,7 +4451,7 @@
               <w:rPr>
                 <w:sz w:val="16"/>
               </w:rPr>
-              <w:t>Initial release. Consolidates RISK-06 (F-07 baffle), RISK-14 Option B (F-04 PD2), RISK-15 (F-01 key, F-02 numeral, F-03 braille), RISK-16 (F-05 gasket), RISK-19 (F-06 retention groove), RISK-22 (F-08 pull tab). Created to mitigate RISK-23 (mould complexity omission risk).</w:t>
+              <w:t>Initial release. Consolidates RISK-06 (F-07 baffle), RISK-14 Option B (F-04 PD2), RISK-15 (F-01 key, F-02 numeral, F-03 braille), RISK-16 (F-05 gasket), RISK-19 (F-06 retention groove), RISK-22 (F-08 pull tab). Created to mitigate RISK-23 (mold complexity omission risk).</w:t>
             </w:r>
           </w:p>
         </w:tc>
